--- a/res/synthetic_fascicoli/fascicoli/fascicolo_sintetico_003/sentenza.docx
+++ b/res/synthetic_fascicoli/fascicoli/fascicolo_sintetico_003/sentenza.docx
@@ -338,7 +338,7 @@
               <w:rStyle w:val="PlaceholderText"/>
               <w:lang w:val="en-US"/>
             </w:rPr>
-            <w:t>488/2024</w:t>
+            <w:t>308/2025</w:t>
           </w:r>
         </w:sdtContent>
       </w:sdt>
@@ -400,7 +400,7 @@
               <w:rStyle w:val="PlaceholderText"/>
               <w:lang w:val="en-US"/>
             </w:rPr>
-            <w:t>Elena Rossi-Silva</w:t>
+            <w:t>Davide Joao Lombardi-Silva</w:t>
           </w:r>
         </w:sdtContent>
       </w:sdt>
@@ -444,7 +444,7 @@
               <w:rStyle w:val="PlaceholderText"/>
               <w:lang w:val="en-US"/>
             </w:rPr>
-            <w:t>Matteo Gallo</w:t>
+            <w:t>Elena Rossi</w:t>
           </w:r>
         </w:sdtContent>
       </w:sdt>
@@ -588,7 +588,7 @@
               <w:rStyle w:val="PlaceholderText"/>
               <w:lang w:val="en-US"/>
             </w:rPr>
-            <w:t>Chiara Costa, Paolo Neri</w:t>
+            <w:t/>
           </w:r>
         </w:p>
       </w:sdtContent>
@@ -624,7 +624,7 @@
               <w:rStyle w:val="PlaceholderText"/>
               <w:lang w:val="en-US"/>
             </w:rPr>
-            <w:t>con il patrocinio dell'Avv.</w:t>
+            <w:t/>
           </w:r>
         </w:p>
       </w:sdtContent>
@@ -805,7 +805,7 @@
             <w:rPr>
               <w:rStyle w:val="PlaceholderText"/>
             </w:rPr>
-            <w:t>17-06-2024</w:t>
+            <w:t>17-12-2024</w:t>
           </w:r>
         </w:sdtContent>
       </w:sdt>
@@ -866,7 +866,7 @@
               <w:rStyle w:val="PlaceholderText"/>
               <w:lang w:val="en-US"/>
             </w:rPr>
-            <w:t>1.1.1. In data 06-08-2024, Chiara Costa è intervenuto volontariamente in giudizio, in qualità di discendente dal medesimo avo.[ 1.1.1. In data 01-03-2024, Paolo Neri è intervenuto volontariamente in giudizio, in qualità di discendente dal medesimo avo.[</w:t>
+            <w:t/>
           </w:r>
         </w:p>
       </w:sdtContent>
@@ -1034,7 +1034,7 @@
             <w:rPr>
               <w:rStyle w:val="PlaceholderText"/>
             </w:rPr>
-            <w:t>Davide Luigi Lombardi</w:t>
+            <w:t>Marco Maria Moretti</w:t>
           </w:r>
         </w:sdtContent>
       </w:sdt>
@@ -1092,7 +1092,7 @@
               <w:rStyle w:val="PlaceholderText"/>
               <w:lang w:val="en-US"/>
             </w:rPr>
-            <w:t>Bergamo</w:t>
+            <w:t>Mantova</w:t>
           </w:r>
         </w:sdtContent>
       </w:sdt>
@@ -1149,7 +1149,7 @@
               <w:rStyle w:val="PlaceholderText"/>
               <w:lang w:val="en-US"/>
             </w:rPr>
-            <w:t>08-12-1880</w:t>
+            <w:t>29-09-1896</w:t>
           </w:r>
         </w:sdtContent>
       </w:sdt>
@@ -1368,7 +1368,7 @@
               <w:rStyle w:val="PlaceholderText"/>
               <w:lang w:val="en-US"/>
             </w:rPr>
-            <w:t>Linea di discendenza allegata: Davide Luigi Lombardi -&gt; Luca Bianchi -&gt; Davide Lombardi -&gt; Elena Rossi</w:t>
+            <w:t>Linea di discendenza ricostruita da certificati esteri e italiani allegati al fascicolo</w:t>
           </w:r>
         </w:sdtContent>
       </w:sdt>
@@ -1419,7 +1419,7 @@
               <w:rStyle w:val="PlaceholderText"/>
               <w:lang w:val="en-US"/>
             </w:rPr>
-            <w:t>2.1. Il terzo intervenuto ha rivendicato di essere discendente dallo stesso avo.</w:t>
+            <w:t/>
           </w:r>
         </w:p>
       </w:sdtContent>
@@ -2941,7 +2941,7 @@
               <w:rFonts w:ascii="Garamond" w:hAnsi="Garamond"/>
               <w:bCs/>
             </w:rPr>
-            <w:t>4.1. La domanda del terzo intervenuto è inammissibile. L'art. 105 co. 1 c.p.c., infatti, consente l'intervento volontario «in un processo tra altre persone per far valere, in confronto di tutte le parti o di alcune di esse, un diritto relativo all'oggetto o dipendente dal titolo dedotto nel processo medesimo». Nel caso concreto, invece, il terzo ha chiesto di accertare un autonomo diritto allo status di cittadino, non connesso oggettivamente né dipendente da quello dei ricorrenti (cui è accomunato soltanto dall'avo).</w:t>
+            <w:t/>
           </w:r>
           <w:proofErr w:type="spellStart"/>
           <w:proofErr w:type="spellEnd"/>
@@ -3145,7 +3145,7 @@
               <w:rFonts w:ascii="Garamond" w:hAnsi="Garamond"/>
               <w:bCs/>
             </w:rPr>
-            <w:t>Questo vale anche nei confronti delle parti le cui domande sono state dichiarate inammissibili o improcedibili (viste la serialità della questione per l'Avvocatura dello Stato e la natura prettamente formale della sua costituzione).</w:t>
+            <w:t/>
           </w:r>
         </w:p>
       </w:sdtContent>
@@ -3247,7 +3247,7 @@
               <w:rStyle w:val="PlaceholderText"/>
               <w:lang w:val="en-US"/>
             </w:rPr>
-            <w:t>Elena Rossi-Silva, nata a Sao Paulo il 07-02-1951</w:t>
+            <w:t>Davide Joao Lombardi-Silva, nato/a a Brasilia il 04-06-2001</w:t>
           </w:r>
         </w:p>
       </w:sdtContent>
@@ -3294,7 +3294,7 @@
             <w:rPr>
               <w:rStyle w:val="PlaceholderText"/>
             </w:rPr>
-            <w:t>è cittadina italiana</w:t>
+            <w:t>è cittadino italiano</w:t>
           </w:r>
         </w:sdtContent>
       </w:sdt>
@@ -3361,7 +3361,7 @@
               <w:rStyle w:val="PlaceholderText"/>
               <w:lang w:val="en-US"/>
             </w:rPr>
-            <w:t>dichiara inammissibile la domanda presentata da Chiara Costa, Paolo Neri;</w:t>
+            <w:t/>
           </w:r>
         </w:p>
       </w:sdtContent>

--- a/res/synthetic_fascicoli/fascicoli/fascicolo_sintetico_003/sentenza.docx
+++ b/res/synthetic_fascicoli/fascicoli/fascicolo_sintetico_003/sentenza.docx
@@ -338,7 +338,7 @@
               <w:rStyle w:val="PlaceholderText"/>
               <w:lang w:val="en-US"/>
             </w:rPr>
-            <w:t>308/2025</w:t>
+            <w:t>494/2024</w:t>
           </w:r>
         </w:sdtContent>
       </w:sdt>
@@ -400,7 +400,7 @@
               <w:rStyle w:val="PlaceholderText"/>
               <w:lang w:val="en-US"/>
             </w:rPr>
-            <w:t>Davide Joao Lombardi-Silva</w:t>
+            <w:t>Maria Santos-Araujo</w:t>
           </w:r>
         </w:sdtContent>
       </w:sdt>
@@ -444,7 +444,7 @@
               <w:rStyle w:val="PlaceholderText"/>
               <w:lang w:val="en-US"/>
             </w:rPr>
-            <w:t>Elena Rossi</w:t>
+            <w:t>Beatriz Araujo</w:t>
           </w:r>
         </w:sdtContent>
       </w:sdt>
@@ -588,7 +588,7 @@
               <w:rStyle w:val="PlaceholderText"/>
               <w:lang w:val="en-US"/>
             </w:rPr>
-            <w:t/>
+            <w:t>Ana Barbosa, Juliana Lima</w:t>
           </w:r>
         </w:p>
       </w:sdtContent>
@@ -624,7 +624,7 @@
               <w:rStyle w:val="PlaceholderText"/>
               <w:lang w:val="en-US"/>
             </w:rPr>
-            <w:t/>
+            <w:t>con il patrocinio dell'Avv.</w:t>
           </w:r>
         </w:p>
       </w:sdtContent>
@@ -805,7 +805,7 @@
             <w:rPr>
               <w:rStyle w:val="PlaceholderText"/>
             </w:rPr>
-            <w:t>17-12-2024</w:t>
+            <w:t>28-04-2024</w:t>
           </w:r>
         </w:sdtContent>
       </w:sdt>
@@ -866,7 +866,7 @@
               <w:rStyle w:val="PlaceholderText"/>
               <w:lang w:val="en-US"/>
             </w:rPr>
-            <w:t/>
+            <w:t>1.1.1. In data 17-11-2024, Ana Barbosa è intervenuto volontariamente in giudizio, in qualità di discendente dal medesimo avo.[ 1.1.1. In data 07-06-2025, Juliana Lima è intervenuto volontariamente in giudizio, in qualità di discendente dal medesimo avo.[</w:t>
           </w:r>
         </w:p>
       </w:sdtContent>
@@ -909,7 +909,7 @@
               <w:rStyle w:val="PlaceholderText"/>
               <w:lang w:val="en-US"/>
             </w:rPr>
-            <w:t>Nonostante la regolare notificazione del ricorso, il Ministero dell'Interno non si è costituito.</w:t>
+            <w:t>Il Ministero dell'Interno, tramite l'Avvocatura Distrettuale dello Stato di Brescia, si è costituito in giudizio il 26-12-2025.</w:t>
           </w:r>
         </w:sdtContent>
       </w:sdt>
@@ -950,7 +950,7 @@
             <w:rPr>
               <w:rStyle w:val="PlaceholderText"/>
             </w:rPr>
-            <w:t>NO</w:t>
+            <w:t>SI</w:t>
           </w:r>
         </w:sdtContent>
       </w:sdt>
@@ -1034,7 +1034,7 @@
             <w:rPr>
               <w:rStyle w:val="PlaceholderText"/>
             </w:rPr>
-            <w:t>Marco Maria Moretti</w:t>
+            <w:t>Joao Carlos Araujo</w:t>
           </w:r>
         </w:sdtContent>
       </w:sdt>
@@ -1092,7 +1092,7 @@
               <w:rStyle w:val="PlaceholderText"/>
               <w:lang w:val="en-US"/>
             </w:rPr>
-            <w:t>Mantova</w:t>
+            <w:t>Cremona</w:t>
           </w:r>
         </w:sdtContent>
       </w:sdt>
@@ -1149,7 +1149,7 @@
               <w:rStyle w:val="PlaceholderText"/>
               <w:lang w:val="en-US"/>
             </w:rPr>
-            <w:t>29-09-1896</w:t>
+            <w:t>07-06-1852</w:t>
           </w:r>
         </w:sdtContent>
       </w:sdt>
@@ -1368,7 +1368,7 @@
               <w:rStyle w:val="PlaceholderText"/>
               <w:lang w:val="en-US"/>
             </w:rPr>
-            <w:t>Linea di discendenza ricostruita da certificati esteri e italiani allegati al fascicolo</w:t>
+            <w:t>Linea di discendenza allegata: Joao Carlos Araujo -&gt; Camila Costa -&gt; Camila Araujo -&gt; Maria Santos-Araujo</w:t>
           </w:r>
         </w:sdtContent>
       </w:sdt>
@@ -1419,7 +1419,7 @@
               <w:rStyle w:val="PlaceholderText"/>
               <w:lang w:val="en-US"/>
             </w:rPr>
-            <w:t/>
+            <w:t>2.1. Il terzo intervenuto ha rivendicato di essere discendente dallo stesso avo.</w:t>
           </w:r>
         </w:p>
       </w:sdtContent>
@@ -2803,7 +2803,7 @@
               <w:rStyle w:val="PlaceholderText"/>
               <w:lang w:val="en-US"/>
             </w:rPr>
-            <w:t>Di contro, il Ministero dell'Interno non si è costituito.</w:t>
+            <w:t>Di contro, il Ministero dell'Interno si è limitato a evocare l'accertamento di eventuali fattispecie estintive del diritto, senza nemmeno allegarle (né aver provato una richiesta di informazioni all'Autorità Consolare).</w:t>
           </w:r>
         </w:p>
       </w:sdtContent>
@@ -2941,7 +2941,7 @@
               <w:rFonts w:ascii="Garamond" w:hAnsi="Garamond"/>
               <w:bCs/>
             </w:rPr>
-            <w:t/>
+            <w:t>4.1. La domanda del terzo intervenuto è inammissibile. L'art. 105 co. 1 c.p.c., infatti, consente l'intervento volontario «in un processo tra altre persone per far valere, in confronto di tutte le parti o di alcune di esse, un diritto relativo all'oggetto o dipendente dal titolo dedotto nel processo medesimo». Nel caso concreto, invece, il terzo ha chiesto di accertare un autonomo diritto allo status di cittadino, non connesso oggettivamente né dipendente da quello dei ricorrenti (cui è accomunato soltanto dall'avo).</w:t>
           </w:r>
           <w:proofErr w:type="spellStart"/>
           <w:proofErr w:type="spellEnd"/>
@@ -3145,7 +3145,7 @@
               <w:rFonts w:ascii="Garamond" w:hAnsi="Garamond"/>
               <w:bCs/>
             </w:rPr>
-            <w:t/>
+            <w:t>Questo vale anche nei confronti delle parti le cui domande sono state dichiarate inammissibili o improcedibili (viste la serialità della questione per l'Avvocatura dello Stato e la natura prettamente formale della sua costituzione).</w:t>
           </w:r>
         </w:p>
       </w:sdtContent>
@@ -3247,7 +3247,7 @@
               <w:rStyle w:val="PlaceholderText"/>
               <w:lang w:val="en-US"/>
             </w:rPr>
-            <w:t>Davide Joao Lombardi-Silva, nato/a a Brasilia il 04-06-2001</w:t>
+            <w:t>Maria Santos-Araujo, nato/a a Salvador il 26-09-1988</w:t>
           </w:r>
         </w:p>
       </w:sdtContent>
@@ -3294,7 +3294,7 @@
             <w:rPr>
               <w:rStyle w:val="PlaceholderText"/>
             </w:rPr>
-            <w:t>è cittadino italiano</w:t>
+            <w:t>è cittadina italiana</w:t>
           </w:r>
         </w:sdtContent>
       </w:sdt>
@@ -3361,7 +3361,7 @@
               <w:rStyle w:val="PlaceholderText"/>
               <w:lang w:val="en-US"/>
             </w:rPr>
-            <w:t/>
+            <w:t>dichiara inammissibile la domanda presentata da Ana Barbosa, Juliana Lima;</w:t>
           </w:r>
         </w:p>
       </w:sdtContent>
